--- a/bai-bao-Q1/FullDraft_Q4_SongNgu_v1_08062026.docx
+++ b/bai-bao-Q1/FullDraft_Q4_SongNgu_v1_08062026.docx
@@ -178,7 +178,7 @@
           <w:rFonts w:ascii="Times New Roman" w:hAnsi="Times New Roman"/>
           <w:sz w:val="22"/>
         </w:rPr>
-        <w:t>We anticipate identifying 4-5 distinct anxiety phenotype profiles. Based on prior LPA studies of adolescent anxiety in other countries and our preliminary visual inspection of the data, we propose the following expected profiles: (i) resilient majority with low risk + high protective + low anxiety; (ii) achievement-driven with high academic stress + low self-esteem + moderate anxiety; (iii) peer-victimization with high bullying + low school membership + high SAD; (iv) digital-isolation with high smartphone + low parental support + moderate SocAD; and possibly (v) universally elevated with high on all risk + low on all protective + severe anxiety. Profile distributions will be tested for gender, grade, and school differences.</w:t>
+        <w:t>Chúng tôi dự đoán tìm được 4-5 hồ sơ phân loại lo âu khác biệt. Dựa trên các nghiên cứu LPA về lo âu vị thành niên ở các nước khác và việc kiểm tra trực quan sơ bộ inspection of the data, we propose the following expected profiles: (i) resilient majority with low risk + high protective + low anxiety; (ii) achievement-driven with high academic stress + low self-esteem + moderate anxiety; (iii) peer-victimization with high bullying + low school membership + high SAD; (iv) digital-isolation with high smartphone + low parental support + moderate SocAD; and possibly (v) universally elevated with high on all risk + low on all protective + severe anxiety. Profile distributions will be tested for gender, grade, and school differences.</w:t>
       </w:r>
     </w:p>
     <w:p>

--- a/bai-bao-Q1/FullDraft_Q4_SongNgu_v1_08062026.docx
+++ b/bai-bao-Q1/FullDraft_Q4_SongNgu_v1_08062026.docx
@@ -428,7 +428,7 @@
           <w:color w:val="333333"/>
           <w:sz w:val="22"/>
         </w:rPr>
-        <w:t>Phân loại hồ sơ lo âu vị thành niên dựa trên LPA đã được thực hiện trên các mẫu từ Trung Quốc, Hoa Kỳ, Úc, và một số quốc gia châu Âu. Tuy nhiên, chưa có nghiên cứu LPA công bố nào khảo sát học sinh trung học cơ sở Việt Nam. Với cấu hình nguy cơ-bảo vệ đặc trưng của vị thành niên Việt Nam — được định hình bởi văn hóa học thuật Nho giáo, thế giới quan tích hợp tam giáo, và sự chuyển đổi số nhanh trong thập kỷ qua — có thể các hồ sơ phân loại của Việt Nam khác biệt so với các hồ sơ được nhận diện ở các mẫu phương Tây hoặc Đông Á khác. Lấp đầy khoảng trống này là mục tiêu trung tâm của nghiên cứu hiện tại.</w:t>
+        <w:t>Phân loại hồ sơ lo âu vị thành niên dựa trên LPA đã được thực hiện trên các mẫu từ Trung Quốc, Hoa Kỳ, Úc, và một số quốc gia châu Âu. Tuy nhiên, chưa có nghiên cứu LPA công bố nào khảo sát học sinh trung học cơ sở Việt Nam. Với cấu hình nguy cơ-bảo vệ đặc trưng của vị thành niên Việt Nam — được định hình bởi văn hóa học thuật Nho giáo, thế giới quan tích hợp tam giáo, và sự chuyển đổi số nhanh trong thập kỷ qua — có thể các hồ sơ phân loại của Việt Nam khác biệt so với các hồ sơ được nhận diện ở các mẫu phương Tây hoặc Đông Á khác. Lấp đầy khoảng trống này là mục tiêu trung tâm của nghiên cứu này.</w:t>
       </w:r>
     </w:p>
     <w:p>

--- a/bai-bao-Q1/FullDraft_Q4_SongNgu_v1_08062026.docx
+++ b/bai-bao-Q1/FullDraft_Q4_SongNgu_v1_08062026.docx
@@ -29,26 +29,6 @@
           <w:sz w:val="24"/>
         </w:rPr>
         <w:t>Các hồ sơ phân loại lo âu ở học sinh trung học cơ sở Việt Nam: Phân tích hồ sơ tiềm ẩn tích hợp các chỉ báo nguy cơ và bảo vệ</w:t>
-      </w:r>
-    </w:p>
-    <w:p>
-      <w:pPr>
-        <w:jc w:val="center"/>
-      </w:pPr>
-      <w:r>
-        <w:rPr>
-          <w:rFonts w:ascii="Times New Roman" w:hAnsi="Times New Roman"/>
-          <w:i/>
-          <w:color w:val="808080"/>
-          <w:sz w:val="20"/>
-        </w:rPr>
-        <w:t>Cong Thi Hang [first author]; [Nguyen Minh Duc]; Hai-Nguyen Minh</w:t>
-        <w:br/>
-        <w:t>Faculty of Psychology and Education, Hanoi National University of Education</w:t>
-        <w:br/>
-        <w:t>Target journal: Journal of Psychopathology and Behavioral Assessment OR BMC Psychiatry</w:t>
-        <w:br/>
-        <w:t>Bản thảo đầy đủ song ngữ Anh-Việt phiên bản 1 — soạn 08/06/2026 (kế hoạch nộp 2027)</w:t>
       </w:r>
     </w:p>
     <w:p>
@@ -1554,21 +1534,6 @@
         <w:t>[13] Compas BE, Jaser SS, Bettis AH, et al. (2017). Coping, emotion regulation, and psychopathology in childhood and adolescence: A meta-analysis and narrative review. Psychological Bulletin 143(9):939-991. PMID: 28616996.</w:t>
       </w:r>
     </w:p>
-    <w:p>
-      <w:pPr>
-        <w:spacing w:before="400"/>
-        <w:jc w:val="center"/>
-      </w:pPr>
-      <w:r>
-        <w:rPr>
-          <w:rFonts w:ascii="Times New Roman" w:hAnsi="Times New Roman"/>
-          <w:i/>
-          <w:color w:val="808080"/>
-          <w:sz w:val="20"/>
-        </w:rPr>
-        <w:t>Soạn 08/06/2026 — Bản thảo đầy đủ Q4 phiên bản 1 — kế hoạch nộp 2027 (sau khi Q2 + Q3 đã công bố)</w:t>
-      </w:r>
-    </w:p>
     <w:sectPr>
       <w:pgSz w:w="12240" w:h="15840"/>
       <w:pgMar w:top="1134" w:right="1134" w:bottom="1134" w:left="1134" w:header="720" w:footer="720" w:gutter="0"/>

--- a/bai-bao-Q1/FullDraft_Q4_SongNgu_v1_08062026.docx
+++ b/bai-bao-Q1/FullDraft_Q4_SongNgu_v1_08062026.docx
@@ -29,6 +29,48 @@
           <w:sz w:val="24"/>
         </w:rPr>
         <w:t>Các hồ sơ phân loại lo âu ở học sinh trung học cơ sở Việt Nam: Phân tích hồ sơ tiềm ẩn tích hợp các chỉ báo nguy cơ và bảo vệ</w:t>
+      </w:r>
+    </w:p>
+    <w:p>
+      <w:pPr>
+        <w:jc w:val="center"/>
+      </w:pPr>
+      <w:r>
+        <w:rPr>
+          <w:rFonts w:ascii="Times New Roman" w:hAnsi="Times New Roman"/>
+          <w:i/>
+          <w:color w:val="808080"/>
+          <w:sz w:val="20"/>
+        </w:rPr>
+        <w:t>Cong Thi Hang [first author]; [Nguyen Minh Duc]; Hai-Nguyen Minh</w:t>
+      </w:r>
+    </w:p>
+    <w:p>
+      <w:pPr>
+        <w:jc w:val="center"/>
+      </w:pPr>
+      <w:r>
+        <w:rPr>
+          <w:rFonts w:ascii="Times New Roman" w:hAnsi="Times New Roman"/>
+          <w:i/>
+          <w:color w:val="808080"/>
+          <w:sz w:val="20"/>
+        </w:rPr>
+        <w:t>Faculty of Psychology and Education, Hanoi National University of Education</w:t>
+      </w:r>
+    </w:p>
+    <w:p>
+      <w:pPr>
+        <w:jc w:val="center"/>
+      </w:pPr>
+      <w:r>
+        <w:rPr>
+          <w:rFonts w:ascii="Times New Roman" w:hAnsi="Times New Roman"/>
+          <w:i/>
+          <w:color w:val="808080"/>
+          <w:sz w:val="20"/>
+        </w:rPr>
+        <w:t>Target journal: Journal of Psychopathology and Behavioral Assessment OR BMC Psychiatry</w:t>
       </w:r>
     </w:p>
     <w:p>

--- a/bai-bao-Q1/FullDraft_Q4_SongNgu_v1_08062026.docx
+++ b/bai-bao-Q1/FullDraft_Q4_SongNgu_v1_08062026.docx
@@ -42,7 +42,7 @@
           <w:color w:val="808080"/>
           <w:sz w:val="20"/>
         </w:rPr>
-        <w:t>Cong Thi Hang [first author]; [Nguyen Minh Duc]; Hai-Nguyen Minh</w:t>
+        <w:t>Cong Thi Hang [first author]; Dao Minh Duc; Nguyen Minh Duc [corresponding author]</w:t>
       </w:r>
     </w:p>
     <w:p>

--- a/bai-bao-Q1/FullDraft_Q4_SongNgu_v1_08062026.docx
+++ b/bai-bao-Q1/FullDraft_Q4_SongNgu_v1_08062026.docx
@@ -42,7 +42,7 @@
           <w:color w:val="808080"/>
           <w:sz w:val="20"/>
         </w:rPr>
-        <w:t>Cong Thi Hang [first author]; Dao Minh Duc; Nguyen Minh Duc [corresponding author]</w:t>
+        <w:t>Cong Thi Hang¹*, Dao Minh Duc¹, Nguyen Minh Duc²†</w:t>
       </w:r>
     </w:p>
     <w:p>
@@ -56,7 +56,7 @@
           <w:color w:val="808080"/>
           <w:sz w:val="20"/>
         </w:rPr>
-        <w:t>Faculty of Psychology and Education, Hanoi National University of Education</w:t>
+        <w:t>¹ Faculty of Psychology and Education, Hanoi National University of Education, Hanoi, Vietnam | ² [Affiliation TBD — confirm with Nguyen Minh Duc] | * Correspondence: hangct@hnue.edu.vn | † Senior author</w:t>
       </w:r>
     </w:p>
     <w:p>

--- a/bai-bao-Q1/FullDraft_Q4_SongNgu_v1_08062026.docx
+++ b/bai-bao-Q1/FullDraft_Q4_SongNgu_v1_08062026.docx
@@ -390,7 +390,7 @@
           <w:rFonts w:ascii="Times New Roman" w:hAnsi="Times New Roman"/>
           <w:sz w:val="22"/>
         </w:rPr>
-        <w:t>Anxiety disorders are common in adolescence — approximately half of all lifetime cases begin by age 14 (Kessler et al. 2005), and rates are highest in girls (Hankin et al. 2007; McLean &amp; Anderson 2009). Cross-national epidemiology shows the burden varies widely across countries (Jefferies &amp; Ungar 2020). Public health practice often allocates intervention resources by risk profile — high-risk youth receive intensive programs, low-risk youth receive universal prevention. However, allocation by single-variable risk (e.g., "high bullying" alone) can miss important configurations: a student with high bullying but extremely high parental support may be less in need than a student with moderate bullying combined with low parental support and low self-esteem. Identifying meaningful phenotype profiles helps match the intensity and content of intervention to specific student needs, avoiding both under-treatment of high-need students and over-treatment of low-need students.</w:t>
+        <w:t>Anxiety disorders are common in adolescence — approximately half of all lifetime cases begin by age 14 (Kessler et al. 2005), and rates are highest in girls (Hankin et al. 2007; McLean &amp; Anderson 2009). Cross-national epidemiology shows the burden varies widely across countries (Jefferies &amp; Ungar 2020). Recent Vietnamese cohort data confirm a substantial burden: 40.6% anxiety prevalence in 3,910 Hanoi high school students (Pham et al. 2024), aligned with national survey estimates (Viet Nam Adolescent Mental Health Survey 2022; Erskine et al. 2023). Public health practice often allocates intervention resources by risk profile — high-risk youth receive intensive programs, low-risk youth receive universal prevention. However, allocation by single-variable risk (e.g., "high bullying" alone) can miss important configurations: a student with high bullying but extremely high parental support may be less in need than a student with moderate bullying combined with low parental support and low self-esteem. Identifying meaningful phenotype profiles helps match the intensity and content of intervention to specific student needs, avoiding both under-treatment of high-need students and over-treatment of low-need students.</w:t>
       </w:r>
     </w:p>
     <w:p>
@@ -406,7 +406,7 @@
           <w:color w:val="333333"/>
           <w:sz w:val="22"/>
         </w:rPr>
-        <w:t>Các rối loạn lo âu phổ biến ở tuổi vị thành niên — khoảng một nửa số ca trong đời khởi phát trước 14 tuổi (Kessler và cs. 2005), và tỷ lệ cao nhất ở nữ (Hankin và cs. 2007; McLean &amp; Anderson 2009). Dịch tễ xuyên quốc gia cho thấy gánh nặng khác biệt rộng rãi giữa các quốc gia (Jefferies &amp; Ungar 2020). Thực hành y tế công cộng thường phân bổ nguồn lực can thiệp theo hồ sơ nguy cơ — thanh thiếu niên nguy cơ cao nhận chương trình chuyên sâu, nguy cơ thấp nhận phòng ngừa phổ quát. Tuy nhiên, phân bổ theo nguy cơ đơn biến (ví dụ "bị bắt nạt cao" một mình) có thể bỏ sót các cấu hình quan trọng: một học sinh bị bắt nạt cao nhưng có sự hỗ trợ từ cha mẹ cực kỳ cao có thể ít cần can thiệp hơn một học sinh bị bắt nạt vừa kết hợp với hỗ trợ cha mẹ thấp và lòng tự trọng thấp. Nhận diện các hồ sơ phân loại có ý nghĩa giúp khớp cường độ và nội dung can thiệp với nhu cầu cụ thể của học sinh, tránh đồng thời việc thiếu can thiệp cho học sinh có nhu cầu cao và can thiệp thừa cho học sinh có nhu cầu thấp.</w:t>
+        <w:t>Các rối loạn lo âu phổ biến ở tuổi vị thành niên — khoảng một nửa số ca trong đời khởi phát trước 14 tuổi (Kessler và cs. 2005), và tỷ lệ cao nhất ở nữ (Hankin và cs. 2007; McLean &amp; Anderson 2009). Dịch tễ xuyên quốc gia cho thấy gánh nặng khác biệt rộng rãi giữa các quốc gia (Jefferies &amp; Ungar 2020). Dữ liệu cohort Việt Nam gần đây xác nhận gánh nặng đáng kể: 40,6% tỷ lệ lo âu ở 3.910 học sinh trung học phổ thông Hà Nội (Pham và cs. 2024), tương đồng với ước tính khảo sát cấp quốc gia (Khảo sát Sức khỏe Tâm thần Vị thành niên Việt Nam 2022; Erskine và cs. 2023). Thực hành y tế công cộng thường phân bổ nguồn lực can thiệp theo hồ sơ nguy cơ — thanh thiếu niên nguy cơ cao nhận chương trình chuyên sâu, nguy cơ thấp nhận phòng ngừa phổ quát. Tuy nhiên, phân bổ theo nguy cơ đơn biến (ví dụ "bị bắt nạt cao" một mình) có thể bỏ sót các cấu hình quan trọng: một học sinh bị bắt nạt cao nhưng có sự hỗ trợ từ cha mẹ cực kỳ cao có thể ít cần can thiệp hơn một học sinh bị bắt nạt vừa kết hợp với hỗ trợ cha mẹ thấp và lòng tự trọng thấp. Nhận diện các hồ sơ phân loại có ý nghĩa giúp khớp cường độ và nội dung can thiệp với nhu cầu cụ thể của học sinh, tránh đồng thời việc thiếu can thiệp cho học sinh có nhu cầu cao và can thiệp thừa cho học sinh có nhu cầu thấp.</w:t>
       </w:r>
     </w:p>
     <w:p>
@@ -434,7 +434,7 @@
           <w:rFonts w:ascii="Times New Roman" w:hAnsi="Times New Roman"/>
           <w:sz w:val="22"/>
         </w:rPr>
-        <w:t>LPA-based phenotyping of adolescent anxiety has been conducted in samples from China, the United States, Australia, and several European countries. However, no published LPA study has examined Vietnamese lower secondary students. Given the distinctive risk-protective configuration of Vietnamese adolescents — shaped by Confucian academic culture, the integrated tam giao worldview, and the rapid digital transformation of the past decade — it is plausible that Vietnamese phenotype profiles differ from those identified in Western or other East Asian samples. Filling this gap is the central aim of the present study.</w:t>
+        <w:t>LPA-based phenotyping of adolescent anxiety has been conducted in samples from China, the United States, Australia, and several European countries. However, no published LPA study has examined Vietnamese lower secondary students. Given the distinctive risk-protective configuration of Vietnamese adolescents — shaped by Confucian academic culture, the integrated tam giao worldview, and the rapid digital transformation of the past decade — it is plausible that Vietnamese phenotype profiles differ from those identified in Western or other East Asian samples. Filling this gap is the central aim of the present study. While the Viet Nam Adolescent Mental Health Survey (V-NAMHS; Vietnam Institute of Sociology 2022) provides nationally-representative prevalence estimates, no published LPA study has identified phenotype profiles in Vietnamese youth.</w:t>
       </w:r>
     </w:p>
     <w:p>
@@ -450,7 +450,7 @@
           <w:color w:val="333333"/>
           <w:sz w:val="22"/>
         </w:rPr>
-        <w:t>Phân loại hồ sơ lo âu vị thành niên dựa trên LPA đã được thực hiện trên các mẫu từ Trung Quốc, Hoa Kỳ, Úc, và một số quốc gia châu Âu. Tuy nhiên, chưa có nghiên cứu LPA công bố nào khảo sát học sinh trung học cơ sở Việt Nam. Với cấu hình nguy cơ-bảo vệ đặc trưng của vị thành niên Việt Nam — được định hình bởi văn hóa học thuật Nho giáo, thế giới quan tích hợp tam giáo, và sự chuyển đổi số nhanh trong thập kỷ qua — có thể các hồ sơ phân loại của Việt Nam khác biệt so với các hồ sơ được nhận diện ở các mẫu phương Tây hoặc Đông Á khác. Lấp đầy khoảng trống này là mục tiêu trung tâm của nghiên cứu này.</w:t>
+        <w:t>Phân loại hồ sơ lo âu vị thành niên dựa trên LPA đã được thực hiện trên các mẫu từ Trung Quốc, Hoa Kỳ, Úc, và một số quốc gia châu Âu. Tuy nhiên, chưa có nghiên cứu LPA công bố nào khảo sát học sinh trung học cơ sở Việt Nam. Với cấu hình nguy cơ-bảo vệ đặc trưng của vị thành niên Việt Nam — được định hình bởi văn hóa học thuật Nho giáo, thế giới quan tích hợp tam giáo, và sự chuyển đổi số nhanh trong thập kỷ qua — có thể các hồ sơ phân loại của Việt Nam khác biệt so với các hồ sơ được nhận diện ở các mẫu phương Tây hoặc Đông Á khác. Lấp đầy khoảng trống này là mục tiêu trung tâm của nghiên cứu này. Mặc dù Khảo sát Sức khỏe Tâm thần Vị thành niên Việt Nam (V-NAMHS; Viện Xã hội học Việt Nam 2022) cung cấp các ước tính tỷ lệ lưu hành đại diện cấp quốc gia, chưa có nghiên cứu LPA nào công bố nhận diện các hồ sơ phân loại ở thanh thiếu niên Việt Nam.</w:t>
       </w:r>
     </w:p>
     <w:p>
@@ -624,7 +624,7 @@
           <w:rFonts w:ascii="Times New Roman" w:hAnsi="Times New Roman"/>
           <w:sz w:val="22"/>
         </w:rPr>
-        <w:t>The analytic strategy comprises five sequential steps. Software for primary analyses: Mplus 8.10 or higher; for sensitivity and reproducibility checks: R 4.3+ with the "tidyLPA" package version 1.1 or higher.</w:t>
+        <w:t>The analytic strategy comprises five sequential steps. Reporting follows APA JARS-Quant standards (Appelbaum et al. 2018). Pre-registration of the analytic procedure (not specific profile predictions, since LPA is exploratory) follows the framework of Nosek et al. (2018). Software for primary analyses: Mplus 8.10 or higher; for sensitivity and reproducibility checks: R 4.3+ with the "tidyLPA" package version 1.1 or higher.</w:t>
       </w:r>
     </w:p>
     <w:p>
@@ -640,7 +640,7 @@
           <w:color w:val="333333"/>
           <w:sz w:val="22"/>
         </w:rPr>
-        <w:t>Quy trình phân tích gồm năm bước tuần tự. Phần mềm cho phân tích chính: Mplus 8.10 trở lên; cho kiểm tra độ nhạy và khả năng tái tạo: R 4.3 trở lên với gói "tidyLPA" phiên bản 1.1 trở lên.</w:t>
+        <w:t>Quy trình phân tích gồm năm bước tuần tự. Báo cáo tuân thủ chuẩn APA JARS-Quant (Appelbaum và cs. 2018). Đăng ký trước cho quy trình phân tích (không phải dự đoán hồ sơ cụ thể, vì LPA là thám sát) tuân theo khung của Nosek và cs. (2018). Phần mềm cho phân tích chính: Mplus 8.10 trở lên; cho kiểm tra độ nhạy và khả năng tái tạo: R 4.3 trở lên với gói "tidyLPA" phiên bản 1.1 trở lên.</w:t>
       </w:r>
     </w:p>
     <w:p>
@@ -1330,7 +1330,7 @@
           <w:rFonts w:ascii="Times New Roman" w:hAnsi="Times New Roman"/>
           <w:sz w:val="22"/>
         </w:rPr>
-        <w:t>Four major limitations. First, cross-sectional design means profiles are snapshots; transitions between profiles over time cannot be tested. Second, LPA assumes within-profile homogeneity, but within-profile variability may still be substantial; some students assigned to a profile may not fit it well. Third, profile replicability requires testing in external samples — single-sample LPA findings are inherently provisional. Fourth, model selection criteria (LMR-LRT, BIC, AIC, entropy) may disagree, and final K selection retains an irreducible subjective element.</w:t>
+        <w:t>Four major limitations. First, cross-sectional design means profiles are snapshots; transitions between profiles over time cannot be tested. Second, LPA assumes within-profile homogeneity, but within-profile variability may still be substantial; some students assigned to a profile may not fit it well. Third, profile replicability requires testing in external samples — single-sample LPA findings are inherently provisional. Fourth, model selection criteria (LMR-LRT, BIC, AIC, entropy) may disagree, and final K selection retains an irreducible subjective element. Fifth, even with preregistration of the analytic procedure, recent evidence indicates that preregistration alone does not fully prevent selective reporting (van den Akker et al. 2024); we therefore commit to transparent reporting of all K = 2-6 solutions in supplementary materials.</w:t>
       </w:r>
     </w:p>
     <w:p>
@@ -1346,7 +1346,7 @@
           <w:color w:val="333333"/>
           <w:sz w:val="22"/>
         </w:rPr>
-        <w:t>Bốn hạn chế chính. Thứ nhất, thiết kế cắt ngang có nghĩa các hồ sơ là ảnh chụp nhanh; các chuyển tiếp giữa các hồ sơ theo thời gian không thể kiểm chứng được. Thứ hai, LPA giả định tính đồng nhất trong hồ sơ, nhưng biến thiên trong hồ sơ có thể vẫn đáng kể; một số học sinh được gán vào một hồ sơ có thể không phù hợp với nó. Thứ ba, khả năng tái tạo hồ sơ đòi hỏi kiểm chứng trên các mẫu bên ngoài — các phát hiện LPA từ một mẫu duy nhất về bản chất là tạm thời. Thứ tư, các tiêu chí chọn mô hình (LMR-LRT, BIC, AIC, entropy) có thể không nhất quán, và việc chọn K cuối cùng vẫn giữ lại một yếu tố chủ quan không thể loại bỏ.</w:t>
+        <w:t>Bốn hạn chế chính. Thứ nhất, thiết kế cắt ngang có nghĩa các hồ sơ là ảnh chụp nhanh; các chuyển tiếp giữa các hồ sơ theo thời gian không thể kiểm chứng được. Thứ hai, LPA giả định tính đồng nhất trong hồ sơ, nhưng biến thiên trong hồ sơ có thể vẫn đáng kể; một số học sinh được gán vào một hồ sơ có thể không phù hợp với nó. Thứ ba, khả năng tái tạo hồ sơ đòi hỏi kiểm chứng trên các mẫu bên ngoài — các phát hiện LPA từ một mẫu duy nhất về bản chất là tạm thời. Thứ tư, các tiêu chí chọn mô hình (LMR-LRT, BIC, AIC, entropy) có thể không nhất quán, và việc chọn K cuối cùng vẫn giữ lại một yếu tố chủ quan không thể loại bỏ. Thứ năm, mặc dù đăng ký trước quy trình phân tích, bằng chứng gần đây chỉ ra đăng ký trước một mình không ngăn chặn hoàn toàn báo cáo lựa chọn (van den Akker và cs. 2024); do đó chúng tôi cam kết báo cáo minh bạch tất cả các giải pháp K = 2-6 trong tài liệu bổ sung.</w:t>
       </w:r>
     </w:p>
     <w:p>
@@ -1574,6 +1574,110 @@
           <w:sz w:val="20"/>
         </w:rPr>
         <w:t>[13] Compas BE, Jaser SS, Bettis AH, et al. (2017). Coping, emotion regulation, and psychopathology in childhood and adolescence: A meta-analysis and narrative review. Psychological Bulletin 143(9):939-991. PMID: 28616996.</w:t>
+      </w:r>
+    </w:p>
+    <w:p>
+      <w:pPr>
+        <w:spacing w:after="80"/>
+        <w:ind w:left="425" w:hanging="425"/>
+      </w:pPr>
+      <w:r>
+        <w:rPr>
+          <w:rFonts w:ascii="Times New Roman" w:hAnsi="Times New Roman"/>
+          <w:sz w:val="20"/>
+        </w:rPr>
+        <w:t>[14] Bie F, Yan X, Xing J, et al. Rising global burden of anxiety disorders among adolescents and young adults: trends, risk factors, and the impact of socioeconomic disparities and COVID-19 from 1990 to 2021. Front Psychiatry. 2024;15:1489427. PMID: 39691785. DOI: 10.3389/fpsyt.2024.1489427.</w:t>
+      </w:r>
+    </w:p>
+    <w:p>
+      <w:pPr>
+        <w:spacing w:after="80"/>
+        <w:ind w:left="425" w:hanging="425"/>
+      </w:pPr>
+      <w:r>
+        <w:rPr>
+          <w:rFonts w:ascii="Times New Roman" w:hAnsi="Times New Roman"/>
+          <w:sz w:val="20"/>
+        </w:rPr>
+        <w:t>[15] Salari N, Heidarian P, Hassanabadi M, et al. Global Prevalence of Social Anxiety Disorder in Children, Adolescents and Youth: A Systematic Review and Meta-analysis. J Prev. 2024;45(5):795-813. PMID: 38852119. DOI: 10.1007/s10935-024-00789-9.</w:t>
+      </w:r>
+    </w:p>
+    <w:p>
+      <w:pPr>
+        <w:spacing w:after="80"/>
+        <w:ind w:left="425" w:hanging="425"/>
+      </w:pPr>
+      <w:r>
+        <w:rPr>
+          <w:rFonts w:ascii="Times New Roman" w:hAnsi="Times New Roman"/>
+          <w:sz w:val="20"/>
+        </w:rPr>
+        <w:t>[16] Erskine HE, Blondell SJ, Enright ME, et al. Measuring the Prevalence of Mental Disorders in Adolescents in Kenya, Indonesia, and Vietnam: Study Protocol for the National Adolescent Mental Health Surveys. J Adolesc Health. 2023;72(1S):S71-S78. PMID: 36229399. DOI: 10.1016/j.jadohealth.2021.05.012.</w:t>
+      </w:r>
+    </w:p>
+    <w:p>
+      <w:pPr>
+        <w:spacing w:after="80"/>
+        <w:ind w:left="425" w:hanging="425"/>
+      </w:pPr>
+      <w:r>
+        <w:rPr>
+          <w:rFonts w:ascii="Times New Roman" w:hAnsi="Times New Roman"/>
+          <w:sz w:val="20"/>
+        </w:rPr>
+        <w:t>[17] Pham TTH, Do TT, Nguyen TL, Ngo AV. Anxiety symptoms and coping strategies among high school students in Vietnam after COVID-19 pandemic: a mixed-method evaluation. Front Public Health. 2024;12:1232856. PMID: 38435293. DOI: 10.3389/fpubh.2024.1232856.</w:t>
+      </w:r>
+    </w:p>
+    <w:p>
+      <w:pPr>
+        <w:spacing w:after="80"/>
+        <w:ind w:left="425" w:hanging="425"/>
+      </w:pPr>
+      <w:r>
+        <w:rPr>
+          <w:rFonts w:ascii="Times New Roman" w:hAnsi="Times New Roman"/>
+          <w:sz w:val="20"/>
+        </w:rPr>
+        <w:t>[18] Vietnam Institute of Sociology, University of Queensland, Johns Hopkins Bloomberg School of Public Health. Viet Nam Adolescent Mental Health Survey (V-NAMHS): Report on Main Findings. Hanoi: Institute of Sociology; 2022. Available at: https://publichealth.jhu.edu/sites/default/files/2025-05/VNAMHS-Report_Eng_16-Nov-2022.pdf</w:t>
+      </w:r>
+    </w:p>
+    <w:p>
+      <w:pPr>
+        <w:spacing w:after="80"/>
+        <w:ind w:left="425" w:hanging="425"/>
+      </w:pPr>
+      <w:r>
+        <w:rPr>
+          <w:rFonts w:ascii="Times New Roman" w:hAnsi="Times New Roman"/>
+          <w:sz w:val="20"/>
+        </w:rPr>
+        <w:t>[19] Appelbaum M, Cooper H, Kline RB, Mayo-Wilson E, Nezu AM, Rao SM. Journal article reporting standards for quantitative research in psychology: The APA Publications and Communications Board task force report. Am Psychol. 2018;73(1):3-25. PMID: 29345484. DOI: 10.1037/amp0000191.</w:t>
+      </w:r>
+    </w:p>
+    <w:p>
+      <w:pPr>
+        <w:spacing w:after="80"/>
+        <w:ind w:left="425" w:hanging="425"/>
+      </w:pPr>
+      <w:r>
+        <w:rPr>
+          <w:rFonts w:ascii="Times New Roman" w:hAnsi="Times New Roman"/>
+          <w:sz w:val="20"/>
+        </w:rPr>
+        <w:t>[20] Nosek BA, Ebersole CR, DeHaven AC, Mellor DT. The preregistration revolution. Proc Natl Acad Sci USA. 2018;115(11):2600-2606. PMID: 29531091. DOI: 10.1073/pnas.1708274114.</w:t>
+      </w:r>
+    </w:p>
+    <w:p>
+      <w:pPr>
+        <w:spacing w:after="80"/>
+        <w:ind w:left="425" w:hanging="425"/>
+      </w:pPr>
+      <w:r>
+        <w:rPr>
+          <w:rFonts w:ascii="Times New Roman" w:hAnsi="Times New Roman"/>
+          <w:sz w:val="20"/>
+        </w:rPr>
+        <w:t>[21] van den Akker OR, van Assen MALM, Bakker M, et al. Preregistration in practice: A comparison of preregistered and non-preregistered studies in psychology. Behav Res Methods. 2024;56(6):5424-5433. PMID: 37950113. DOI: 10.3758/s13428-023-02277-0.</w:t>
       </w:r>
     </w:p>
     <w:sectPr>
